--- a/submission/artifacts/DragonWings_Presentation_Plan_and_Script.docx
+++ b/submission/artifacts/DragonWings_Presentation_Plan_and_Script.docx
@@ -1325,12 +1325,12 @@
     </w:p>
     <w:p>
       <w:r>
-        <w:t>Checkpoint five separated the generator and critic so that proposing and evaluating guidance have distinct roles. The MVP also has an optional third role that interprets the evidence before search. An environment variable controls that role, and the browser comparison uses the same telemetry and weather snapshot for both modes. In one actual MySolArk and Ollama pair, two roles used four calls and about fifty-three seconds, producing a valid publication. Three roles used six calls and about seventy seconds, producing a withheld result. The calculated power and energy were identical. This is an informative latency observation, but only one sequential pair. Warm-up and model variability could affect the comparison. I have not established that the third role improves quality, so it remains disabled by default.</w:t>
+        <w:t>Checkpoint five separated the generator and critic so that proposing and evaluating guidance have distinct roles. The MVP also has an optional third role that interprets the evidence before search. An environment variable controls that role, and the browser comparison uses the same telemetry and weather snapshot for both modes. In one actual MySolArk and Ollama pair, two roles used four calls and about fifty-three seconds, producing a valid publication. Three roles used six calls and about seventy seconds, producing a withheld result. The calculated power and energy were identical. This is an informative latency observation, but only one sequential pair. Warm-up and model variability could affect the comparison. I have not established that the third role improves quality, so it remains disabled by default. The same bounded contracts can now use OpenAI or Claude through environment settings. Live cloud comparisons remain future evaluation.</w:t>
       </w:r>
     </w:p>
     <w:p>
       <w:r>
-        <w:t>Evidence  R5</w:t>
+        <w:t>Evidence  R5, R7</w:t>
       </w:r>
     </w:p>
     <w:p>
@@ -1376,12 +1376,12 @@
     </w:p>
     <w:p>
       <w:r>
-        <w:t>The integrated console brings these checkpoints together. Context shows the actual inputs and calculated facts. Memory shows retrieved records and evaluated outcomes. Tools shows the read-only interfaces, call arguments, results, and elapsed time. Subagent shows role inputs, schemas, validated outputs, and usage. Trace shows graph progress, branch pruning, scores, and stopping reasons. Health checks the source, database, vector store, checkpointer, and local models. The screenshot is an actual browser run that withheld publication. That is useful to inspect because the application should explain why it stopped, rather than leave an unexplained empty result. These views expose evidence and structured decisions, not private model chain-of-thought.</w:t>
+        <w:t>The integrated console brings these checkpoints together. A selected-run link restores the result, evidence, memory, model records, and workflow. Readable summaries come before expandable raw details. Manual memory search has separate results, so it cannot replace a past run’s context. Tools shows source calls and durations. Subagent shows provider, role, validated output, and usage. Trace shows completed nodes, branch decisions, and stopping reasons. Health checks current dependencies separately; cloud key presence is only a configuration check. Long actions show elapsed time and pending requests. The screenshot is a saved sunny-fixture run with four actual Ollama calls. It published an evaluation profile. These views expose evidence and structured decisions, not private model reasoning.</w:t>
       </w:r>
     </w:p>
     <w:p>
       <w:r>
-        <w:t>Evidence  R1, R6</w:t>
+        <w:t>Evidence  R1, R7, R8</w:t>
       </w:r>
     </w:p>
     <w:p>
@@ -1399,12 +1399,12 @@
     </w:p>
     <w:p>
       <w:r>
-        <w:t>Evaluation uses two complementary methods. The required local gate passed forty unit and integration tests plus ten Chromium Playwright checks. The tests cover numerical behavior, invalid inputs, voltage policy, model boundaries, search budgets, durable execution, retrieval, and the console. They use deterministic model doubles so results can be repeated. Separately, live browser checks used the real local telemetry database and actual Ollama models. One newer sample measured zero point four one zero kilowatts of solar overestimation and zero point zero seven six kilowatts of availability error. These are point-power comparisons, not measured hourly energy. The final live run completed within its model budget and exposed a withheld outcome. The evidence supports integration and tested boundaries. It does not establish forecast accuracy, calibrated confidence, or an agent quality success rate.</w:t>
+        <w:t>Evaluation uses complementary evidence. The required local gate passed forty-four unit and integration tests plus thirteen Chromium Playwright checks. These cover numerical behavior, voltage policy, model boundaries, search budgets, durable execution, retrieval, and the console. Deterministic model doubles and simulated cloud SDK responses keep required tests repeatable. Separate live checks used actual local telemetry and Ollama. One newer sample measured zero point four one zero kilowatts of solar overestimation and zero point zero seven six kilowatts of availability error. These are point-power comparisons, not measured hourly energy. A live run withheld within its budget; the recorded sunny-fixture run published after four actual model calls. The evidence supports integration and tested boundaries. It does not establish forecast accuracy, calibrated confidence, or model quality.</w:t>
       </w:r>
     </w:p>
     <w:p>
       <w:r>
-        <w:t>Evidence  R3, R6</w:t>
+        <w:t>Evidence  R3, R6, R7, R8</w:t>
       </w:r>
     </w:p>
     <w:p>
@@ -1499,7 +1499,7 @@
     </w:p>
     <w:p>
       <w:r>
-        <w:t>The local gate passed forty unit and integration tests plus ten browser checks. One live comparison kept the same power calculation while the third agent added latency without a demonstrated quality benefit. The forecast still uses synthetic weather factors and needs broader evaluation. My takeaway is that useful agent autonomy needs clear authority and visible evidence. DragonWings PAP makes that boundary concrete in a working local system.</w:t>
+        <w:t>The local gate passed forty-four unit and integration tests plus thirteen browser checks. One live comparison kept the same power calculation while the third agent added latency without a demonstrated quality benefit. The forecast still uses synthetic weather factors and needs broader evaluation. My takeaway is that useful agent autonomy needs clear authority and visible evidence. DragonWings PAP makes that boundary concrete in a working local system.</w:t>
       </w:r>
     </w:p>
     <w:sectPr>
